--- a/downloads/documents/04 Units/Unit 02 - Individual Growth and Life Readiness - Me, My Goals, My Money/Vocabulary 02.docx
+++ b/downloads/documents/04 Units/Unit 02 - Individual Growth and Life Readiness - Me, My Goals, My Money/Vocabulary 02.docx
@@ -17,7 +17,7 @@
         <w:pStyle w:val="FirstParagraph"/>
       </w:pPr>
       <w:r>
-        <w:t xml:space="preserve">Unit 2, Individual Growth and Life Readiness. The unit’s 54 Tier 3 words across the five topics, with a one-line definition written for a grade 6 to 7 reader and columns for Turkish, Portuguese, and Spanish.</w:t>
+        <w:t xml:space="preserve">Unit 2, Individual Growth and Life Readiness. The unit’s 54 Tier 3 words across the five topics, with a one-line definition written for a grade 6 to 7 reader and a Spanish column.</w:t>
       </w:r>
     </w:p>
     <w:p>
@@ -34,7 +34,7 @@
         <w:t xml:space="preserve"> </w:t>
       </w:r>
       <w:r>
-        <w:t xml:space="preserve">The Turkish, Portuguese, and Spanish columns are my best working translations and have not been verified by a native speaker. Use them for word banks and picture cards; have a native speaker, a bilingual colleague, or the ENL teacher check the whole table once before it is printed for students. Money words are the ones most likely to differ by country (a</w:t>
+        <w:t xml:space="preserve">The Spanish column is my best working translation and has not been verified by a native speaker. Use it for word banks and picture cards; have a native speaker, a bilingual colleague, or the ENL teacher check the whole table once before it is printed for students. Money words are the ones most likely to differ by country (a</w:t>
       </w:r>
       <w:r>
         <w:t xml:space="preserve"> </w:t>
@@ -88,7 +88,7 @@
         <w:t xml:space="preserve"> </w:t>
       </w:r>
       <w:r>
-        <w:t xml:space="preserve">have different everyday names in Turkey, Brazil, Portugal, and the Spanish-speaking countries), so the English term stays on every card, because students will see the English word on a real pay stub, a real statement, and a real app.</w:t>
+        <w:t xml:space="preserve">have different everyday names across the Spanish-speaking countries), so the English term stays on every card, because students will see the English word on a real pay stub, a real statement, and a real app.</w:t>
       </w:r>
     </w:p>
     <w:p>
@@ -140,7 +140,7 @@
         <w:pStyle w:val="BodyText"/>
       </w:pPr>
       <w:r>
-        <w:t xml:space="preserve">How lessons use this file: each lesson names its own Tier 3 words; the handout for that lesson carries a word bank pulled from this table in the three languages. The site’s Materials page prints this table as picture-ready cards.</w:t>
+        <w:t xml:space="preserve">How lessons use this file: each lesson names its own Tier 3 words; the handout for that lesson carries a word bank pulled from this table in both languages. The site’s Materials page prints this table as picture-ready cards.</w:t>
       </w:r>
     </w:p>
     <w:p>
@@ -156,17 +156,15 @@
     <w:tbl>
       <w:tblPr>
         <w:tblStyle w:val="Table"/>
-        <w:tblW w:type="pct" w:w="4999.999999999999"/>
+        <w:tblW w:type="pct" w:w="5000.0"/>
         <w:tblLook w:firstRow="1"/>
       </w:tblPr>
       <w:tblGrid>
-        <w:gridCol w:w="1131"/>
-        <w:gridCol w:w="1131"/>
-        <w:gridCol w:w="1131"/>
-        <w:gridCol w:w="1131"/>
-        <w:gridCol w:w="1131"/>
-        <w:gridCol w:w="1131"/>
-        <w:gridCol w:w="1131"/>
+        <w:gridCol w:w="1584"/>
+        <w:gridCol w:w="1584"/>
+        <w:gridCol w:w="1584"/>
+        <w:gridCol w:w="1584"/>
+        <w:gridCol w:w="1584"/>
       </w:tblGrid>
       <w:tr>
         <w:trPr>
@@ -253,40 +251,6 @@
               <w:jc w:val="left"/>
             </w:pPr>
             <w:r>
-              <w:t xml:space="preserve">Turkish</w:t>
-            </w:r>
-          </w:p>
-        </w:tc>
-        <w:tc>
-          <w:tcPr>
-            <w:tcBorders>
-              <w:bottom w:val="single"/>
-            </w:tcBorders>
-            <w:vAlign w:val="bottom"/>
-          </w:tcPr>
-          <w:p>
-            <w:pPr>
-              <w:pStyle w:val="Compact"/>
-              <w:jc w:val="left"/>
-            </w:pPr>
-            <w:r>
-              <w:t xml:space="preserve">Portuguese</w:t>
-            </w:r>
-          </w:p>
-        </w:tc>
-        <w:tc>
-          <w:tcPr>
-            <w:tcBorders>
-              <w:bottom w:val="single"/>
-            </w:tcBorders>
-            <w:vAlign w:val="bottom"/>
-          </w:tcPr>
-          <w:p>
-            <w:pPr>
-              <w:pStyle w:val="Compact"/>
-              <w:jc w:val="left"/>
-            </w:pPr>
-            <w:r>
               <w:t xml:space="preserve">Spanish</w:t>
             </w:r>
           </w:p>
@@ -344,32 +308,10 @@
               <w:jc w:val="left"/>
             </w:pPr>
             <w:r>
-              <w:t xml:space="preserve">değer</w:t>
-            </w:r>
-          </w:p>
-        </w:tc>
-        <w:tc>
-          <w:p>
-            <w:pPr>
-              <w:pStyle w:val="Compact"/>
-              <w:jc w:val="left"/>
-            </w:pPr>
-            <w:r>
               <w:t xml:space="preserve">valor</w:t>
             </w:r>
           </w:p>
         </w:tc>
-        <w:tc>
-          <w:p>
-            <w:pPr>
-              <w:pStyle w:val="Compact"/>
-              <w:jc w:val="left"/>
-            </w:pPr>
-            <w:r>
-              <w:t xml:space="preserve">valor</w:t>
-            </w:r>
-          </w:p>
-        </w:tc>
       </w:tr>
       <w:tr>
         <w:tc>
@@ -423,28 +365,6 @@
               <w:jc w:val="left"/>
             </w:pPr>
             <w:r>
-              <w:t xml:space="preserve">güçlü yön</w:t>
-            </w:r>
-          </w:p>
-        </w:tc>
-        <w:tc>
-          <w:p>
-            <w:pPr>
-              <w:pStyle w:val="Compact"/>
-              <w:jc w:val="left"/>
-            </w:pPr>
-            <w:r>
-              <w:t xml:space="preserve">ponto forte</w:t>
-            </w:r>
-          </w:p>
-        </w:tc>
-        <w:tc>
-          <w:p>
-            <w:pPr>
-              <w:pStyle w:val="Compact"/>
-              <w:jc w:val="left"/>
-            </w:pPr>
-            <w:r>
               <w:t xml:space="preserve">fortaleza (punto fuerte)</w:t>
             </w:r>
           </w:p>
@@ -502,28 +422,6 @@
               <w:jc w:val="left"/>
             </w:pPr>
             <w:r>
-              <w:t xml:space="preserve">ilgi alanı</w:t>
-            </w:r>
-          </w:p>
-        </w:tc>
-        <w:tc>
-          <w:p>
-            <w:pPr>
-              <w:pStyle w:val="Compact"/>
-              <w:jc w:val="left"/>
-            </w:pPr>
-            <w:r>
-              <w:t xml:space="preserve">interesse</w:t>
-            </w:r>
-          </w:p>
-        </w:tc>
-        <w:tc>
-          <w:p>
-            <w:pPr>
-              <w:pStyle w:val="Compact"/>
-              <w:jc w:val="left"/>
-            </w:pPr>
-            <w:r>
               <w:t xml:space="preserve">interés</w:t>
             </w:r>
           </w:p>
@@ -581,28 +479,6 @@
               <w:jc w:val="left"/>
             </w:pPr>
             <w:r>
-              <w:t xml:space="preserve">kişilik özelliği</w:t>
-            </w:r>
-          </w:p>
-        </w:tc>
-        <w:tc>
-          <w:p>
-            <w:pPr>
-              <w:pStyle w:val="Compact"/>
-              <w:jc w:val="left"/>
-            </w:pPr>
-            <w:r>
-              <w:t xml:space="preserve">traço de personalidade</w:t>
-            </w:r>
-          </w:p>
-        </w:tc>
-        <w:tc>
-          <w:p>
-            <w:pPr>
-              <w:pStyle w:val="Compact"/>
-              <w:jc w:val="left"/>
-            </w:pPr>
-            <w:r>
               <w:t xml:space="preserve">rasgo</w:t>
             </w:r>
           </w:p>
@@ -660,32 +536,10 @@
               <w:jc w:val="left"/>
             </w:pPr>
             <w:r>
-              <w:t xml:space="preserve">SMART hedef (akıllı hedef)</w:t>
-            </w:r>
-          </w:p>
-        </w:tc>
-        <w:tc>
-          <w:p>
-            <w:pPr>
-              <w:pStyle w:val="Compact"/>
-              <w:jc w:val="left"/>
-            </w:pPr>
-            <w:r>
               <w:t xml:space="preserve">meta SMART</w:t>
             </w:r>
           </w:p>
         </w:tc>
-        <w:tc>
-          <w:p>
-            <w:pPr>
-              <w:pStyle w:val="Compact"/>
-              <w:jc w:val="left"/>
-            </w:pPr>
-            <w:r>
-              <w:t xml:space="preserve">meta SMART</w:t>
-            </w:r>
-          </w:p>
-        </w:tc>
       </w:tr>
       <w:tr>
         <w:tc>
@@ -739,32 +593,10 @@
               <w:jc w:val="left"/>
             </w:pPr>
             <w:r>
-              <w:t xml:space="preserve">zorlayıcı hedef</w:t>
-            </w:r>
-          </w:p>
-        </w:tc>
-        <w:tc>
-          <w:p>
-            <w:pPr>
-              <w:pStyle w:val="Compact"/>
-              <w:jc w:val="left"/>
-            </w:pPr>
-            <w:r>
               <w:t xml:space="preserve">meta ambiciosa</w:t>
             </w:r>
           </w:p>
         </w:tc>
-        <w:tc>
-          <w:p>
-            <w:pPr>
-              <w:pStyle w:val="Compact"/>
-              <w:jc w:val="left"/>
-            </w:pPr>
-            <w:r>
-              <w:t xml:space="preserve">meta ambiciosa</w:t>
-            </w:r>
-          </w:p>
-        </w:tc>
       </w:tr>
       <w:tr>
         <w:tc>
@@ -818,28 +650,6 @@
               <w:jc w:val="left"/>
             </w:pPr>
             <w:r>
-              <w:t xml:space="preserve">karar</w:t>
-            </w:r>
-          </w:p>
-        </w:tc>
-        <w:tc>
-          <w:p>
-            <w:pPr>
-              <w:pStyle w:val="Compact"/>
-              <w:jc w:val="left"/>
-            </w:pPr>
-            <w:r>
-              <w:t xml:space="preserve">decisão</w:t>
-            </w:r>
-          </w:p>
-        </w:tc>
-        <w:tc>
-          <w:p>
-            <w:pPr>
-              <w:pStyle w:val="Compact"/>
-              <w:jc w:val="left"/>
-            </w:pPr>
-            <w:r>
               <w:t xml:space="preserve">decisión</w:t>
             </w:r>
           </w:p>
@@ -897,28 +707,6 @@
               <w:jc w:val="left"/>
             </w:pPr>
             <w:r>
-              <w:t xml:space="preserve">seçenek</w:t>
-            </w:r>
-          </w:p>
-        </w:tc>
-        <w:tc>
-          <w:p>
-            <w:pPr>
-              <w:pStyle w:val="Compact"/>
-              <w:jc w:val="left"/>
-            </w:pPr>
-            <w:r>
-              <w:t xml:space="preserve">opção</w:t>
-            </w:r>
-          </w:p>
-        </w:tc>
-        <w:tc>
-          <w:p>
-            <w:pPr>
-              <w:pStyle w:val="Compact"/>
-              <w:jc w:val="left"/>
-            </w:pPr>
-            <w:r>
               <w:t xml:space="preserve">opción</w:t>
             </w:r>
           </w:p>
@@ -976,28 +764,6 @@
               <w:jc w:val="left"/>
             </w:pPr>
             <w:r>
-              <w:t xml:space="preserve">sonuç</w:t>
-            </w:r>
-          </w:p>
-        </w:tc>
-        <w:tc>
-          <w:p>
-            <w:pPr>
-              <w:pStyle w:val="Compact"/>
-              <w:jc w:val="left"/>
-            </w:pPr>
-            <w:r>
-              <w:t xml:space="preserve">consequência</w:t>
-            </w:r>
-          </w:p>
-        </w:tc>
-        <w:tc>
-          <w:p>
-            <w:pPr>
-              <w:pStyle w:val="Compact"/>
-              <w:jc w:val="left"/>
-            </w:pPr>
-            <w:r>
               <w:t xml:space="preserve">consecuencia</w:t>
             </w:r>
           </w:p>
@@ -1055,32 +821,10 @@
               <w:jc w:val="left"/>
             </w:pPr>
             <w:r>
-              <w:t xml:space="preserve">kaynak</w:t>
-            </w:r>
-          </w:p>
-        </w:tc>
-        <w:tc>
-          <w:p>
-            <w:pPr>
-              <w:pStyle w:val="Compact"/>
-              <w:jc w:val="left"/>
-            </w:pPr>
-            <w:r>
               <w:t xml:space="preserve">recurso</w:t>
             </w:r>
           </w:p>
         </w:tc>
-        <w:tc>
-          <w:p>
-            <w:pPr>
-              <w:pStyle w:val="Compact"/>
-              <w:jc w:val="left"/>
-            </w:pPr>
-            <w:r>
-              <w:t xml:space="preserve">recurso</w:t>
-            </w:r>
-          </w:p>
-        </w:tc>
       </w:tr>
       <w:tr>
         <w:tc>
@@ -1134,28 +878,6 @@
               <w:jc w:val="left"/>
             </w:pPr>
             <w:r>
-              <w:t xml:space="preserve">bütçe</w:t>
-            </w:r>
-          </w:p>
-        </w:tc>
-        <w:tc>
-          <w:p>
-            <w:pPr>
-              <w:pStyle w:val="Compact"/>
-              <w:jc w:val="left"/>
-            </w:pPr>
-            <w:r>
-              <w:t xml:space="preserve">orçamento</w:t>
-            </w:r>
-          </w:p>
-        </w:tc>
-        <w:tc>
-          <w:p>
-            <w:pPr>
-              <w:pStyle w:val="Compact"/>
-              <w:jc w:val="left"/>
-            </w:pPr>
-            <w:r>
               <w:t xml:space="preserve">presupuesto</w:t>
             </w:r>
           </w:p>
@@ -1213,28 +935,6 @@
               <w:jc w:val="left"/>
             </w:pPr>
             <w:r>
-              <w:t xml:space="preserve">gelir</w:t>
-            </w:r>
-          </w:p>
-        </w:tc>
-        <w:tc>
-          <w:p>
-            <w:pPr>
-              <w:pStyle w:val="Compact"/>
-              <w:jc w:val="left"/>
-            </w:pPr>
-            <w:r>
-              <w:t xml:space="preserve">renda</w:t>
-            </w:r>
-          </w:p>
-        </w:tc>
-        <w:tc>
-          <w:p>
-            <w:pPr>
-              <w:pStyle w:val="Compact"/>
-              <w:jc w:val="left"/>
-            </w:pPr>
-            <w:r>
               <w:t xml:space="preserve">ingresos</w:t>
             </w:r>
           </w:p>
@@ -1292,28 +992,6 @@
               <w:jc w:val="left"/>
             </w:pPr>
             <w:r>
-              <w:t xml:space="preserve">gider (harcama)</w:t>
-            </w:r>
-          </w:p>
-        </w:tc>
-        <w:tc>
-          <w:p>
-            <w:pPr>
-              <w:pStyle w:val="Compact"/>
-              <w:jc w:val="left"/>
-            </w:pPr>
-            <w:r>
-              <w:t xml:space="preserve">despesa</w:t>
-            </w:r>
-          </w:p>
-        </w:tc>
-        <w:tc>
-          <w:p>
-            <w:pPr>
-              <w:pStyle w:val="Compact"/>
-              <w:jc w:val="left"/>
-            </w:pPr>
-            <w:r>
               <w:t xml:space="preserve">gasto</w:t>
             </w:r>
           </w:p>
@@ -1371,28 +1049,6 @@
               <w:jc w:val="left"/>
             </w:pPr>
             <w:r>
-              <w:t xml:space="preserve">sabit gider</w:t>
-            </w:r>
-          </w:p>
-        </w:tc>
-        <w:tc>
-          <w:p>
-            <w:pPr>
-              <w:pStyle w:val="Compact"/>
-              <w:jc w:val="left"/>
-            </w:pPr>
-            <w:r>
-              <w:t xml:space="preserve">despesa fixa</w:t>
-            </w:r>
-          </w:p>
-        </w:tc>
-        <w:tc>
-          <w:p>
-            <w:pPr>
-              <w:pStyle w:val="Compact"/>
-              <w:jc w:val="left"/>
-            </w:pPr>
-            <w:r>
               <w:t xml:space="preserve">gasto fijo</w:t>
             </w:r>
           </w:p>
@@ -1450,28 +1106,6 @@
               <w:jc w:val="left"/>
             </w:pPr>
             <w:r>
-              <w:t xml:space="preserve">değişken gider</w:t>
-            </w:r>
-          </w:p>
-        </w:tc>
-        <w:tc>
-          <w:p>
-            <w:pPr>
-              <w:pStyle w:val="Compact"/>
-              <w:jc w:val="left"/>
-            </w:pPr>
-            <w:r>
-              <w:t xml:space="preserve">despesa variável</w:t>
-            </w:r>
-          </w:p>
-        </w:tc>
-        <w:tc>
-          <w:p>
-            <w:pPr>
-              <w:pStyle w:val="Compact"/>
-              <w:jc w:val="left"/>
-            </w:pPr>
-            <w:r>
               <w:t xml:space="preserve">gasto variable</w:t>
             </w:r>
           </w:p>
@@ -1529,28 +1163,6 @@
               <w:jc w:val="left"/>
             </w:pPr>
             <w:r>
-              <w:t xml:space="preserve">ihtiyaç</w:t>
-            </w:r>
-          </w:p>
-        </w:tc>
-        <w:tc>
-          <w:p>
-            <w:pPr>
-              <w:pStyle w:val="Compact"/>
-              <w:jc w:val="left"/>
-            </w:pPr>
-            <w:r>
-              <w:t xml:space="preserve">necessidade</w:t>
-            </w:r>
-          </w:p>
-        </w:tc>
-        <w:tc>
-          <w:p>
-            <w:pPr>
-              <w:pStyle w:val="Compact"/>
-              <w:jc w:val="left"/>
-            </w:pPr>
-            <w:r>
               <w:t xml:space="preserve">necesidad</w:t>
             </w:r>
           </w:p>
@@ -1608,28 +1220,6 @@
               <w:jc w:val="left"/>
             </w:pPr>
             <w:r>
-              <w:t xml:space="preserve">istek</w:t>
-            </w:r>
-          </w:p>
-        </w:tc>
-        <w:tc>
-          <w:p>
-            <w:pPr>
-              <w:pStyle w:val="Compact"/>
-              <w:jc w:val="left"/>
-            </w:pPr>
-            <w:r>
-              <w:t xml:space="preserve">desejo</w:t>
-            </w:r>
-          </w:p>
-        </w:tc>
-        <w:tc>
-          <w:p>
-            <w:pPr>
-              <w:pStyle w:val="Compact"/>
-              <w:jc w:val="left"/>
-            </w:pPr>
-            <w:r>
               <w:t xml:space="preserve">deseo</w:t>
             </w:r>
           </w:p>
@@ -1687,28 +1277,6 @@
               <w:jc w:val="left"/>
             </w:pPr>
             <w:r>
-              <w:t xml:space="preserve">brüt maaş</w:t>
-            </w:r>
-          </w:p>
-        </w:tc>
-        <w:tc>
-          <w:p>
-            <w:pPr>
-              <w:pStyle w:val="Compact"/>
-              <w:jc w:val="left"/>
-            </w:pPr>
-            <w:r>
-              <w:t xml:space="preserve">salário bruto</w:t>
-            </w:r>
-          </w:p>
-        </w:tc>
-        <w:tc>
-          <w:p>
-            <w:pPr>
-              <w:pStyle w:val="Compact"/>
-              <w:jc w:val="left"/>
-            </w:pPr>
-            <w:r>
               <w:t xml:space="preserve">salario bruto</w:t>
             </w:r>
           </w:p>
@@ -1766,28 +1334,6 @@
               <w:jc w:val="left"/>
             </w:pPr>
             <w:r>
-              <w:t xml:space="preserve">net maaş</w:t>
-            </w:r>
-          </w:p>
-        </w:tc>
-        <w:tc>
-          <w:p>
-            <w:pPr>
-              <w:pStyle w:val="Compact"/>
-              <w:jc w:val="left"/>
-            </w:pPr>
-            <w:r>
-              <w:t xml:space="preserve">salário líquido</w:t>
-            </w:r>
-          </w:p>
-        </w:tc>
-        <w:tc>
-          <w:p>
-            <w:pPr>
-              <w:pStyle w:val="Compact"/>
-              <w:jc w:val="left"/>
-            </w:pPr>
-            <w:r>
               <w:t xml:space="preserve">salario neto</w:t>
             </w:r>
           </w:p>
@@ -1845,28 +1391,6 @@
               <w:jc w:val="left"/>
             </w:pPr>
             <w:r>
-              <w:t xml:space="preserve">kesinti</w:t>
-            </w:r>
-          </w:p>
-        </w:tc>
-        <w:tc>
-          <w:p>
-            <w:pPr>
-              <w:pStyle w:val="Compact"/>
-              <w:jc w:val="left"/>
-            </w:pPr>
-            <w:r>
-              <w:t xml:space="preserve">desconto (dedução)</w:t>
-            </w:r>
-          </w:p>
-        </w:tc>
-        <w:tc>
-          <w:p>
-            <w:pPr>
-              <w:pStyle w:val="Compact"/>
-              <w:jc w:val="left"/>
-            </w:pPr>
-            <w:r>
               <w:t xml:space="preserve">deducción</w:t>
             </w:r>
           </w:p>
@@ -1924,28 +1448,6 @@
               <w:jc w:val="left"/>
             </w:pPr>
             <w:r>
-              <w:t xml:space="preserve">vergi</w:t>
-            </w:r>
-          </w:p>
-        </w:tc>
-        <w:tc>
-          <w:p>
-            <w:pPr>
-              <w:pStyle w:val="Compact"/>
-              <w:jc w:val="left"/>
-            </w:pPr>
-            <w:r>
-              <w:t xml:space="preserve">imposto</w:t>
-            </w:r>
-          </w:p>
-        </w:tc>
-        <w:tc>
-          <w:p>
-            <w:pPr>
-              <w:pStyle w:val="Compact"/>
-              <w:jc w:val="left"/>
-            </w:pPr>
-            <w:r>
               <w:t xml:space="preserve">impuesto</w:t>
             </w:r>
           </w:p>
@@ -2003,28 +1505,6 @@
               <w:jc w:val="left"/>
             </w:pPr>
             <w:r>
-              <w:t xml:space="preserve">saatlik ücret</w:t>
-            </w:r>
-          </w:p>
-        </w:tc>
-        <w:tc>
-          <w:p>
-            <w:pPr>
-              <w:pStyle w:val="Compact"/>
-              <w:jc w:val="left"/>
-            </w:pPr>
-            <w:r>
-              <w:t xml:space="preserve">salário por hora</w:t>
-            </w:r>
-          </w:p>
-        </w:tc>
-        <w:tc>
-          <w:p>
-            <w:pPr>
-              <w:pStyle w:val="Compact"/>
-              <w:jc w:val="left"/>
-            </w:pPr>
-            <w:r>
               <w:t xml:space="preserve">salario por hora</w:t>
             </w:r>
           </w:p>
@@ -2082,28 +1562,6 @@
               <w:jc w:val="left"/>
             </w:pPr>
             <w:r>
-              <w:t xml:space="preserve">maaş</w:t>
-            </w:r>
-          </w:p>
-        </w:tc>
-        <w:tc>
-          <w:p>
-            <w:pPr>
-              <w:pStyle w:val="Compact"/>
-              <w:jc w:val="left"/>
-            </w:pPr>
-            <w:r>
-              <w:t xml:space="preserve">salário</w:t>
-            </w:r>
-          </w:p>
-        </w:tc>
-        <w:tc>
-          <w:p>
-            <w:pPr>
-              <w:pStyle w:val="Compact"/>
-              <w:jc w:val="left"/>
-            </w:pPr>
-            <w:r>
               <w:t xml:space="preserve">sueldo</w:t>
             </w:r>
           </w:p>
@@ -2161,32 +1619,10 @@
               <w:jc w:val="left"/>
             </w:pPr>
             <w:r>
-              <w:t xml:space="preserve">çek</w:t>
-            </w:r>
-          </w:p>
-        </w:tc>
-        <w:tc>
-          <w:p>
-            <w:pPr>
-              <w:pStyle w:val="Compact"/>
-              <w:jc w:val="left"/>
-            </w:pPr>
-            <w:r>
               <w:t xml:space="preserve">cheque</w:t>
             </w:r>
           </w:p>
         </w:tc>
-        <w:tc>
-          <w:p>
-            <w:pPr>
-              <w:pStyle w:val="Compact"/>
-              <w:jc w:val="left"/>
-            </w:pPr>
-            <w:r>
-              <w:t xml:space="preserve">cheque</w:t>
-            </w:r>
-          </w:p>
-        </w:tc>
       </w:tr>
       <w:tr>
         <w:tc>
@@ -2240,32 +1676,10 @@
               <w:jc w:val="left"/>
             </w:pPr>
             <w:r>
-              <w:t xml:space="preserve">banka kartı ile ödeme (debit)</w:t>
-            </w:r>
-          </w:p>
-        </w:tc>
-        <w:tc>
-          <w:p>
-            <w:pPr>
-              <w:pStyle w:val="Compact"/>
-              <w:jc w:val="left"/>
-            </w:pPr>
-            <w:r>
               <w:t xml:space="preserve">débito</w:t>
             </w:r>
           </w:p>
         </w:tc>
-        <w:tc>
-          <w:p>
-            <w:pPr>
-              <w:pStyle w:val="Compact"/>
-              <w:jc w:val="left"/>
-            </w:pPr>
-            <w:r>
-              <w:t xml:space="preserve">débito</w:t>
-            </w:r>
-          </w:p>
-        </w:tc>
       </w:tr>
       <w:tr>
         <w:tc>
@@ -2319,32 +1733,10 @@
               <w:jc w:val="left"/>
             </w:pPr>
             <w:r>
-              <w:t xml:space="preserve">kredi</w:t>
-            </w:r>
-          </w:p>
-        </w:tc>
-        <w:tc>
-          <w:p>
-            <w:pPr>
-              <w:pStyle w:val="Compact"/>
-              <w:jc w:val="left"/>
-            </w:pPr>
-            <w:r>
               <w:t xml:space="preserve">crédito</w:t>
             </w:r>
           </w:p>
         </w:tc>
-        <w:tc>
-          <w:p>
-            <w:pPr>
-              <w:pStyle w:val="Compact"/>
-              <w:jc w:val="left"/>
-            </w:pPr>
-            <w:r>
-              <w:t xml:space="preserve">crédito</w:t>
-            </w:r>
-          </w:p>
-        </w:tc>
       </w:tr>
       <w:tr>
         <w:tc>
@@ -2398,28 +1790,6 @@
               <w:jc w:val="left"/>
             </w:pPr>
             <w:r>
-              <w:t xml:space="preserve">faiz</w:t>
-            </w:r>
-          </w:p>
-        </w:tc>
-        <w:tc>
-          <w:p>
-            <w:pPr>
-              <w:pStyle w:val="Compact"/>
-              <w:jc w:val="left"/>
-            </w:pPr>
-            <w:r>
-              <w:t xml:space="preserve">juros</w:t>
-            </w:r>
-          </w:p>
-        </w:tc>
-        <w:tc>
-          <w:p>
-            <w:pPr>
-              <w:pStyle w:val="Compact"/>
-              <w:jc w:val="left"/>
-            </w:pPr>
-            <w:r>
               <w:t xml:space="preserve">interés</w:t>
             </w:r>
           </w:p>
@@ -2477,28 +1847,6 @@
               <w:jc w:val="left"/>
             </w:pPr>
             <w:r>
-              <w:t xml:space="preserve">kredi (borç)</w:t>
-            </w:r>
-          </w:p>
-        </w:tc>
-        <w:tc>
-          <w:p>
-            <w:pPr>
-              <w:pStyle w:val="Compact"/>
-              <w:jc w:val="left"/>
-            </w:pPr>
-            <w:r>
-              <w:t xml:space="preserve">empréstimo</w:t>
-            </w:r>
-          </w:p>
-        </w:tc>
-        <w:tc>
-          <w:p>
-            <w:pPr>
-              <w:pStyle w:val="Compact"/>
-              <w:jc w:val="left"/>
-            </w:pPr>
-            <w:r>
               <w:t xml:space="preserve">préstamo</w:t>
             </w:r>
           </w:p>
@@ -2556,28 +1904,6 @@
               <w:jc w:val="left"/>
             </w:pPr>
             <w:r>
-              <w:t xml:space="preserve">anapara</w:t>
-            </w:r>
-          </w:p>
-        </w:tc>
-        <w:tc>
-          <w:p>
-            <w:pPr>
-              <w:pStyle w:val="Compact"/>
-              <w:jc w:val="left"/>
-            </w:pPr>
-            <w:r>
-              <w:t xml:space="preserve">valor principal (capital)</w:t>
-            </w:r>
-          </w:p>
-        </w:tc>
-        <w:tc>
-          <w:p>
-            <w:pPr>
-              <w:pStyle w:val="Compact"/>
-              <w:jc w:val="left"/>
-            </w:pPr>
-            <w:r>
               <w:t xml:space="preserve">capital (principal)</w:t>
             </w:r>
           </w:p>
@@ -2635,28 +1961,6 @@
               <w:jc w:val="left"/>
             </w:pPr>
             <w:r>
-              <w:t xml:space="preserve">asgari ödeme</w:t>
-            </w:r>
-          </w:p>
-        </w:tc>
-        <w:tc>
-          <w:p>
-            <w:pPr>
-              <w:pStyle w:val="Compact"/>
-              <w:jc w:val="left"/>
-            </w:pPr>
-            <w:r>
-              <w:t xml:space="preserve">pagamento mínimo</w:t>
-            </w:r>
-          </w:p>
-        </w:tc>
-        <w:tc>
-          <w:p>
-            <w:pPr>
-              <w:pStyle w:val="Compact"/>
-              <w:jc w:val="left"/>
-            </w:pPr>
-            <w:r>
               <w:t xml:space="preserve">pago mínimo</w:t>
             </w:r>
           </w:p>
@@ -2714,28 +2018,6 @@
               <w:jc w:val="left"/>
             </w:pPr>
             <w:r>
-              <w:t xml:space="preserve">kredi puanı (kredi notu)</w:t>
-            </w:r>
-          </w:p>
-        </w:tc>
-        <w:tc>
-          <w:p>
-            <w:pPr>
-              <w:pStyle w:val="Compact"/>
-              <w:jc w:val="left"/>
-            </w:pPr>
-            <w:r>
-              <w:t xml:space="preserve">pontuação de crédito</w:t>
-            </w:r>
-          </w:p>
-        </w:tc>
-        <w:tc>
-          <w:p>
-            <w:pPr>
-              <w:pStyle w:val="Compact"/>
-              <w:jc w:val="left"/>
-            </w:pPr>
-            <w:r>
               <w:t xml:space="preserve">puntaje de crédito</w:t>
             </w:r>
           </w:p>
@@ -2793,28 +2075,6 @@
               <w:jc w:val="left"/>
             </w:pPr>
             <w:r>
-              <w:t xml:space="preserve">birikim (tasarruf)</w:t>
-            </w:r>
-          </w:p>
-        </w:tc>
-        <w:tc>
-          <w:p>
-            <w:pPr>
-              <w:pStyle w:val="Compact"/>
-              <w:jc w:val="left"/>
-            </w:pPr>
-            <w:r>
-              <w:t xml:space="preserve">poupança</w:t>
-            </w:r>
-          </w:p>
-        </w:tc>
-        <w:tc>
-          <w:p>
-            <w:pPr>
-              <w:pStyle w:val="Compact"/>
-              <w:jc w:val="left"/>
-            </w:pPr>
-            <w:r>
               <w:t xml:space="preserve">ahorros</w:t>
             </w:r>
           </w:p>
@@ -2872,28 +2132,6 @@
               <w:jc w:val="left"/>
             </w:pPr>
             <w:r>
-              <w:t xml:space="preserve">acil durum fonu</w:t>
-            </w:r>
-          </w:p>
-        </w:tc>
-        <w:tc>
-          <w:p>
-            <w:pPr>
-              <w:pStyle w:val="Compact"/>
-              <w:jc w:val="left"/>
-            </w:pPr>
-            <w:r>
-              <w:t xml:space="preserve">fundo de emergência</w:t>
-            </w:r>
-          </w:p>
-        </w:tc>
-        <w:tc>
-          <w:p>
-            <w:pPr>
-              <w:pStyle w:val="Compact"/>
-              <w:jc w:val="left"/>
-            </w:pPr>
-            <w:r>
               <w:t xml:space="preserve">fondo de emergencia</w:t>
             </w:r>
           </w:p>
@@ -2951,28 +2189,6 @@
               <w:jc w:val="left"/>
             </w:pPr>
             <w:r>
-              <w:t xml:space="preserve">bileşik büyüme (bileşik faiz)</w:t>
-            </w:r>
-          </w:p>
-        </w:tc>
-        <w:tc>
-          <w:p>
-            <w:pPr>
-              <w:pStyle w:val="Compact"/>
-              <w:jc w:val="left"/>
-            </w:pPr>
-            <w:r>
-              <w:t xml:space="preserve">crescimento composto (juros compostos)</w:t>
-            </w:r>
-          </w:p>
-        </w:tc>
-        <w:tc>
-          <w:p>
-            <w:pPr>
-              <w:pStyle w:val="Compact"/>
-              <w:jc w:val="left"/>
-            </w:pPr>
-            <w:r>
               <w:t xml:space="preserve">crecimiento compuesto (interés compuesto)</w:t>
             </w:r>
           </w:p>
@@ -3030,28 +2246,6 @@
               <w:jc w:val="left"/>
             </w:pPr>
             <w:r>
-              <w:t xml:space="preserve">ücret (işlem ücreti)</w:t>
-            </w:r>
-          </w:p>
-        </w:tc>
-        <w:tc>
-          <w:p>
-            <w:pPr>
-              <w:pStyle w:val="Compact"/>
-              <w:jc w:val="left"/>
-            </w:pPr>
-            <w:r>
-              <w:t xml:space="preserve">taxa</w:t>
-            </w:r>
-          </w:p>
-        </w:tc>
-        <w:tc>
-          <w:p>
-            <w:pPr>
-              <w:pStyle w:val="Compact"/>
-              <w:jc w:val="left"/>
-            </w:pPr>
-            <w:r>
               <w:t xml:space="preserve">cargo (comisión por servicio)</w:t>
             </w:r>
           </w:p>
@@ -3109,28 +2303,6 @@
               <w:jc w:val="left"/>
             </w:pPr>
             <w:r>
-              <w:t xml:space="preserve">komisyon</w:t>
-            </w:r>
-          </w:p>
-        </w:tc>
-        <w:tc>
-          <w:p>
-            <w:pPr>
-              <w:pStyle w:val="Compact"/>
-              <w:jc w:val="left"/>
-            </w:pPr>
-            <w:r>
-              <w:t xml:space="preserve">comissão</w:t>
-            </w:r>
-          </w:p>
-        </w:tc>
-        <w:tc>
-          <w:p>
-            <w:pPr>
-              <w:pStyle w:val="Compact"/>
-              <w:jc w:val="left"/>
-            </w:pPr>
-            <w:r>
               <w:t xml:space="preserve">comisión</w:t>
             </w:r>
           </w:p>
@@ -3188,28 +2360,6 @@
               <w:jc w:val="left"/>
             </w:pPr>
             <w:r>
-              <w:t xml:space="preserve">yatırım yapmak</w:t>
-            </w:r>
-          </w:p>
-        </w:tc>
-        <w:tc>
-          <w:p>
-            <w:pPr>
-              <w:pStyle w:val="Compact"/>
-              <w:jc w:val="left"/>
-            </w:pPr>
-            <w:r>
-              <w:t xml:space="preserve">investir</w:t>
-            </w:r>
-          </w:p>
-        </w:tc>
-        <w:tc>
-          <w:p>
-            <w:pPr>
-              <w:pStyle w:val="Compact"/>
-              <w:jc w:val="left"/>
-            </w:pPr>
-            <w:r>
               <w:t xml:space="preserve">invertir</w:t>
             </w:r>
           </w:p>
@@ -3267,28 +2417,6 @@
               <w:jc w:val="left"/>
             </w:pPr>
             <w:r>
-              <w:t xml:space="preserve">risk</w:t>
-            </w:r>
-          </w:p>
-        </w:tc>
-        <w:tc>
-          <w:p>
-            <w:pPr>
-              <w:pStyle w:val="Compact"/>
-              <w:jc w:val="left"/>
-            </w:pPr>
-            <w:r>
-              <w:t xml:space="preserve">risco</w:t>
-            </w:r>
-          </w:p>
-        </w:tc>
-        <w:tc>
-          <w:p>
-            <w:pPr>
-              <w:pStyle w:val="Compact"/>
-              <w:jc w:val="left"/>
-            </w:pPr>
-            <w:r>
               <w:t xml:space="preserve">riesgo</w:t>
             </w:r>
           </w:p>
@@ -3346,32 +2474,10 @@
               <w:jc w:val="left"/>
             </w:pPr>
             <w:r>
-              <w:t xml:space="preserve">getiri (ödül)</w:t>
-            </w:r>
-          </w:p>
-        </w:tc>
-        <w:tc>
-          <w:p>
-            <w:pPr>
-              <w:pStyle w:val="Compact"/>
-              <w:jc w:val="left"/>
-            </w:pPr>
-            <w:r>
               <w:t xml:space="preserve">recompensa</w:t>
             </w:r>
           </w:p>
         </w:tc>
-        <w:tc>
-          <w:p>
-            <w:pPr>
-              <w:pStyle w:val="Compact"/>
-              <w:jc w:val="left"/>
-            </w:pPr>
-            <w:r>
-              <w:t xml:space="preserve">recompensa</w:t>
-            </w:r>
-          </w:p>
-        </w:tc>
       </w:tr>
       <w:tr>
         <w:tc>
@@ -3425,32 +2531,10 @@
               <w:jc w:val="left"/>
             </w:pPr>
             <w:r>
-              <w:t xml:space="preserve">çeşitlendirmek</w:t>
-            </w:r>
-          </w:p>
-        </w:tc>
-        <w:tc>
-          <w:p>
-            <w:pPr>
-              <w:pStyle w:val="Compact"/>
-              <w:jc w:val="left"/>
-            </w:pPr>
-            <w:r>
               <w:t xml:space="preserve">diversificar</w:t>
             </w:r>
           </w:p>
         </w:tc>
-        <w:tc>
-          <w:p>
-            <w:pPr>
-              <w:pStyle w:val="Compact"/>
-              <w:jc w:val="left"/>
-            </w:pPr>
-            <w:r>
-              <w:t xml:space="preserve">diversificar</w:t>
-            </w:r>
-          </w:p>
-        </w:tc>
       </w:tr>
       <w:tr>
         <w:tc>
@@ -3504,28 +2588,6 @@
               <w:jc w:val="left"/>
             </w:pPr>
             <w:r>
-              <w:t xml:space="preserve">portföy</w:t>
-            </w:r>
-          </w:p>
-        </w:tc>
-        <w:tc>
-          <w:p>
-            <w:pPr>
-              <w:pStyle w:val="Compact"/>
-              <w:jc w:val="left"/>
-            </w:pPr>
-            <w:r>
-              <w:t xml:space="preserve">carteira de investimentos</w:t>
-            </w:r>
-          </w:p>
-        </w:tc>
-        <w:tc>
-          <w:p>
-            <w:pPr>
-              <w:pStyle w:val="Compact"/>
-              <w:jc w:val="left"/>
-            </w:pPr>
-            <w:r>
               <w:t xml:space="preserve">cartera (portafolio)</w:t>
             </w:r>
           </w:p>
@@ -3583,32 +2645,10 @@
               <w:jc w:val="left"/>
             </w:pPr>
             <w:r>
-              <w:t xml:space="preserve">temettü (kâr payı)</w:t>
-            </w:r>
-          </w:p>
-        </w:tc>
-        <w:tc>
-          <w:p>
-            <w:pPr>
-              <w:pStyle w:val="Compact"/>
-              <w:jc w:val="left"/>
-            </w:pPr>
-            <w:r>
               <w:t xml:space="preserve">dividendo</w:t>
             </w:r>
           </w:p>
         </w:tc>
-        <w:tc>
-          <w:p>
-            <w:pPr>
-              <w:pStyle w:val="Compact"/>
-              <w:jc w:val="left"/>
-            </w:pPr>
-            <w:r>
-              <w:t xml:space="preserve">dividendo</w:t>
-            </w:r>
-          </w:p>
-        </w:tc>
       </w:tr>
       <w:tr>
         <w:tc>
@@ -3662,28 +2702,6 @@
               <w:jc w:val="left"/>
             </w:pPr>
             <w:r>
-              <w:t xml:space="preserve">getiri</w:t>
-            </w:r>
-          </w:p>
-        </w:tc>
-        <w:tc>
-          <w:p>
-            <w:pPr>
-              <w:pStyle w:val="Compact"/>
-              <w:jc w:val="left"/>
-            </w:pPr>
-            <w:r>
-              <w:t xml:space="preserve">retorno (rendimento)</w:t>
-            </w:r>
-          </w:p>
-        </w:tc>
-        <w:tc>
-          <w:p>
-            <w:pPr>
-              <w:pStyle w:val="Compact"/>
-              <w:jc w:val="left"/>
-            </w:pPr>
-            <w:r>
               <w:t xml:space="preserve">rendimiento (retorno)</w:t>
             </w:r>
           </w:p>
@@ -3741,28 +2759,6 @@
               <w:jc w:val="left"/>
             </w:pPr>
             <w:r>
-              <w:t xml:space="preserve">kariyer kümesi</w:t>
-            </w:r>
-          </w:p>
-        </w:tc>
-        <w:tc>
-          <w:p>
-            <w:pPr>
-              <w:pStyle w:val="Compact"/>
-              <w:jc w:val="left"/>
-            </w:pPr>
-            <w:r>
-              <w:t xml:space="preserve">grupo de carreiras</w:t>
-            </w:r>
-          </w:p>
-        </w:tc>
-        <w:tc>
-          <w:p>
-            <w:pPr>
-              <w:pStyle w:val="Compact"/>
-              <w:jc w:val="left"/>
-            </w:pPr>
-            <w:r>
               <w:t xml:space="preserve">grupo de carreras</w:t>
             </w:r>
           </w:p>
@@ -3820,28 +2816,6 @@
               <w:jc w:val="left"/>
             </w:pPr>
             <w:r>
-              <w:t xml:space="preserve">istihdam edilebilirlik</w:t>
-            </w:r>
-          </w:p>
-        </w:tc>
-        <w:tc>
-          <w:p>
-            <w:pPr>
-              <w:pStyle w:val="Compact"/>
-              <w:jc w:val="left"/>
-            </w:pPr>
-            <w:r>
-              <w:t xml:space="preserve">empregabilidade</w:t>
-            </w:r>
-          </w:p>
-        </w:tc>
-        <w:tc>
-          <w:p>
-            <w:pPr>
-              <w:pStyle w:val="Compact"/>
-              <w:jc w:val="left"/>
-            </w:pPr>
-            <w:r>
               <w:t xml:space="preserve">empleabilidad</w:t>
             </w:r>
           </w:p>
@@ -3899,28 +2873,6 @@
               <w:jc w:val="left"/>
             </w:pPr>
             <w:r>
-              <w:t xml:space="preserve">çıraklık</w:t>
-            </w:r>
-          </w:p>
-        </w:tc>
-        <w:tc>
-          <w:p>
-            <w:pPr>
-              <w:pStyle w:val="Compact"/>
-              <w:jc w:val="left"/>
-            </w:pPr>
-            <w:r>
-              <w:t xml:space="preserve">aprendizagem profissional</w:t>
-            </w:r>
-          </w:p>
-        </w:tc>
-        <w:tc>
-          <w:p>
-            <w:pPr>
-              <w:pStyle w:val="Compact"/>
-              <w:jc w:val="left"/>
-            </w:pPr>
-            <w:r>
               <w:t xml:space="preserve">aprendizaje (formación de aprendiz)</w:t>
             </w:r>
           </w:p>
@@ -3978,32 +2930,10 @@
               <w:jc w:val="left"/>
             </w:pPr>
             <w:r>
-              <w:t xml:space="preserve">sertifika</w:t>
-            </w:r>
-          </w:p>
-        </w:tc>
-        <w:tc>
-          <w:p>
-            <w:pPr>
-              <w:pStyle w:val="Compact"/>
-              <w:jc w:val="left"/>
-            </w:pPr>
-            <w:r>
               <w:t xml:space="preserve">certificado</w:t>
             </w:r>
           </w:p>
         </w:tc>
-        <w:tc>
-          <w:p>
-            <w:pPr>
-              <w:pStyle w:val="Compact"/>
-              <w:jc w:val="left"/>
-            </w:pPr>
-            <w:r>
-              <w:t xml:space="preserve">certificado</w:t>
-            </w:r>
-          </w:p>
-        </w:tc>
       </w:tr>
       <w:tr>
         <w:tc>
@@ -4057,28 +2987,6 @@
               <w:jc w:val="left"/>
             </w:pPr>
             <w:r>
-              <w:t xml:space="preserve">hazzı erteleme</w:t>
-            </w:r>
-          </w:p>
-        </w:tc>
-        <w:tc>
-          <w:p>
-            <w:pPr>
-              <w:pStyle w:val="Compact"/>
-              <w:jc w:val="left"/>
-            </w:pPr>
-            <w:r>
-              <w:t xml:space="preserve">gratificação adiada</w:t>
-            </w:r>
-          </w:p>
-        </w:tc>
-        <w:tc>
-          <w:p>
-            <w:pPr>
-              <w:pStyle w:val="Compact"/>
-              <w:jc w:val="left"/>
-            </w:pPr>
-            <w:r>
               <w:t xml:space="preserve">gratificación aplazada</w:t>
             </w:r>
           </w:p>
@@ -4136,28 +3044,6 @@
               <w:jc w:val="left"/>
             </w:pPr>
             <w:r>
-              <w:t xml:space="preserve">yıllık faiz oranı (APR)</w:t>
-            </w:r>
-          </w:p>
-        </w:tc>
-        <w:tc>
-          <w:p>
-            <w:pPr>
-              <w:pStyle w:val="Compact"/>
-              <w:jc w:val="left"/>
-            </w:pPr>
-            <w:r>
-              <w:t xml:space="preserve">taxa de juros anual (APR)</w:t>
-            </w:r>
-          </w:p>
-        </w:tc>
-        <w:tc>
-          <w:p>
-            <w:pPr>
-              <w:pStyle w:val="Compact"/>
-              <w:jc w:val="left"/>
-            </w:pPr>
-            <w:r>
               <w:t xml:space="preserve">tasa de interés anual (APR)</w:t>
             </w:r>
           </w:p>
@@ -4215,28 +3101,6 @@
               <w:jc w:val="left"/>
             </w:pPr>
             <w:r>
-              <w:t xml:space="preserve">hesabı aşma (ek hesap ücreti)</w:t>
-            </w:r>
-          </w:p>
-        </w:tc>
-        <w:tc>
-          <w:p>
-            <w:pPr>
-              <w:pStyle w:val="Compact"/>
-              <w:jc w:val="left"/>
-            </w:pPr>
-            <w:r>
-              <w:t xml:space="preserve">saque a descoberto (cheque especial)</w:t>
-            </w:r>
-          </w:p>
-        </w:tc>
-        <w:tc>
-          <w:p>
-            <w:pPr>
-              <w:pStyle w:val="Compact"/>
-              <w:jc w:val="left"/>
-            </w:pPr>
-            <w:r>
               <w:t xml:space="preserve">sobregiro</w:t>
             </w:r>
           </w:p>
@@ -4294,28 +3158,6 @@
               <w:jc w:val="left"/>
             </w:pPr>
             <w:r>
-              <w:t xml:space="preserve">ön ödemeli kart</w:t>
-            </w:r>
-          </w:p>
-        </w:tc>
-        <w:tc>
-          <w:p>
-            <w:pPr>
-              <w:pStyle w:val="Compact"/>
-              <w:jc w:val="left"/>
-            </w:pPr>
-            <w:r>
-              <w:t xml:space="preserve">cartão pré-pago</w:t>
-            </w:r>
-          </w:p>
-        </w:tc>
-        <w:tc>
-          <w:p>
-            <w:pPr>
-              <w:pStyle w:val="Compact"/>
-              <w:jc w:val="left"/>
-            </w:pPr>
-            <w:r>
               <w:t xml:space="preserve">tarjeta prepagada</w:t>
             </w:r>
           </w:p>
@@ -4373,28 +3215,6 @@
               <w:jc w:val="left"/>
             </w:pPr>
             <w:r>
-              <w:t xml:space="preserve">haber bülteni (dispatch)</w:t>
-            </w:r>
-          </w:p>
-        </w:tc>
-        <w:tc>
-          <w:p>
-            <w:pPr>
-              <w:pStyle w:val="Compact"/>
-              <w:jc w:val="left"/>
-            </w:pPr>
-            <w:r>
-              <w:t xml:space="preserve">notícia (despacho)</w:t>
-            </w:r>
-          </w:p>
-        </w:tc>
-        <w:tc>
-          <w:p>
-            <w:pPr>
-              <w:pStyle w:val="Compact"/>
-              <w:jc w:val="left"/>
-            </w:pPr>
-            <w:r>
               <w:t xml:space="preserve">noticia (despacho)</w:t>
             </w:r>
           </w:p>
@@ -4452,28 +3272,6 @@
               <w:jc w:val="left"/>
             </w:pPr>
             <w:r>
-              <w:t xml:space="preserve">ön lisans diploması (iki yıllık)</w:t>
-            </w:r>
-          </w:p>
-        </w:tc>
-        <w:tc>
-          <w:p>
-            <w:pPr>
-              <w:pStyle w:val="Compact"/>
-              <w:jc w:val="left"/>
-            </w:pPr>
-            <w:r>
-              <w:t xml:space="preserve">diploma de curso superior de dois anos (tecnólogo)</w:t>
-            </w:r>
-          </w:p>
-        </w:tc>
-        <w:tc>
-          <w:p>
-            <w:pPr>
-              <w:pStyle w:val="Compact"/>
-              <w:jc w:val="left"/>
-            </w:pPr>
-            <w:r>
               <w:t xml:space="preserve">título de dos años (grado asociado)</w:t>
             </w:r>
           </w:p>
@@ -4521,28 +3319,6 @@
             </w:pPr>
             <w:r>
               <w:t xml:space="preserve">A four-year college degree.</w:t>
-            </w:r>
-          </w:p>
-        </w:tc>
-        <w:tc>
-          <w:p>
-            <w:pPr>
-              <w:pStyle w:val="Compact"/>
-              <w:jc w:val="left"/>
-            </w:pPr>
-            <w:r>
-              <w:t xml:space="preserve">lisans diploması (dört yıllık)</w:t>
-            </w:r>
-          </w:p>
-        </w:tc>
-        <w:tc>
-          <w:p>
-            <w:pPr>
-              <w:pStyle w:val="Compact"/>
-              <w:jc w:val="left"/>
-            </w:pPr>
-            <w:r>
-              <w:t xml:space="preserve">bacharelado (quatro anos)</w:t>
             </w:r>
           </w:p>
         </w:tc>
@@ -4594,10 +3370,8 @@
         <w:tblLook w:firstRow="1"/>
       </w:tblPr>
       <w:tblGrid>
-        <w:gridCol w:w="1980"/>
-        <w:gridCol w:w="1980"/>
-        <w:gridCol w:w="1980"/>
-        <w:gridCol w:w="1980"/>
+        <w:gridCol w:w="3960"/>
+        <w:gridCol w:w="3960"/>
       </w:tblGrid>
       <w:tr>
         <w:trPr>
@@ -4633,40 +3407,6 @@
               <w:jc w:val="left"/>
             </w:pPr>
             <w:r>
-              <w:t xml:space="preserve">Turkish</w:t>
-            </w:r>
-          </w:p>
-        </w:tc>
-        <w:tc>
-          <w:tcPr>
-            <w:tcBorders>
-              <w:bottom w:val="single"/>
-            </w:tcBorders>
-            <w:vAlign w:val="bottom"/>
-          </w:tcPr>
-          <w:p>
-            <w:pPr>
-              <w:pStyle w:val="Compact"/>
-              <w:jc w:val="left"/>
-            </w:pPr>
-            <w:r>
-              <w:t xml:space="preserve">Portuguese</w:t>
-            </w:r>
-          </w:p>
-        </w:tc>
-        <w:tc>
-          <w:tcPr>
-            <w:tcBorders>
-              <w:bottom w:val="single"/>
-            </w:tcBorders>
-            <w:vAlign w:val="bottom"/>
-          </w:tcPr>
-          <w:p>
-            <w:pPr>
-              <w:pStyle w:val="Compact"/>
-              <w:jc w:val="left"/>
-            </w:pPr>
-            <w:r>
               <w:t xml:space="preserve">Spanish</w:t>
             </w:r>
           </w:p>
@@ -4681,28 +3421,6 @@
             </w:pPr>
             <w:r>
               <w:t xml:space="preserve">Today I bought / sold / held ___ because ___.</w:t>
-            </w:r>
-          </w:p>
-        </w:tc>
-        <w:tc>
-          <w:p>
-            <w:pPr>
-              <w:pStyle w:val="Compact"/>
-              <w:jc w:val="left"/>
-            </w:pPr>
-            <w:r>
-              <w:t xml:space="preserve">Bugün ___ aldım / sattım / tuttum çünkü ___.</w:t>
-            </w:r>
-          </w:p>
-        </w:tc>
-        <w:tc>
-          <w:p>
-            <w:pPr>
-              <w:pStyle w:val="Compact"/>
-              <w:jc w:val="left"/>
-            </w:pPr>
-            <w:r>
-              <w:t xml:space="preserve">Hoje eu comprei / vendi / mantive ___ porque ___.</w:t>
             </w:r>
           </w:p>
         </w:tc>
@@ -4757,18 +3475,7 @@
               <w:jc w:val="left"/>
             </w:pPr>
             <w:r>
-              <w:t xml:space="preserve">Haberlerde ___ dendi, bu yüzden fiyatın ___ gideceğini düşünüyorum.</w:t>
-            </w:r>
-          </w:p>
-        </w:tc>
-        <w:tc>
-          <w:p>
-            <w:pPr>
-              <w:pStyle w:val="Compact"/>
-              <w:jc w:val="left"/>
-            </w:pPr>
-            <w:r>
-              <w:t xml:space="preserve">A notícia disse</w:t>
+              <w:t xml:space="preserve">La noticia dijo</w:t>
             </w:r>
             <w:r>
               <w:t xml:space="preserve"> </w:t>
@@ -4778,7 +3485,7 @@
                 <w:i/>
                 <w:b/>
               </w:rPr>
-              <w:t xml:space="preserve">, então acho que o preço vai</w:t>
+              <w:t xml:space="preserve">, así que creo que el precio va a</w:t>
             </w:r>
             <w:r>
               <w:rPr>
@@ -4792,14 +3499,40 @@
             </w:r>
           </w:p>
         </w:tc>
-        <w:tc>
-          <w:p>
-            <w:pPr>
-              <w:pStyle w:val="Compact"/>
-              <w:jc w:val="left"/>
-            </w:pPr>
-            <w:r>
-              <w:t xml:space="preserve">La noticia dijo</w:t>
+      </w:tr>
+      <w:tr>
+        <w:tc>
+          <w:p>
+            <w:pPr>
+              <w:pStyle w:val="Compact"/>
+              <w:jc w:val="left"/>
+            </w:pPr>
+            <w:r>
+              <w:t xml:space="preserve">My portfolio went up / down by ___ percent.</w:t>
+            </w:r>
+          </w:p>
+        </w:tc>
+        <w:tc>
+          <w:p>
+            <w:pPr>
+              <w:pStyle w:val="Compact"/>
+              <w:jc w:val="left"/>
+            </w:pPr>
+            <w:r>
+              <w:t xml:space="preserve">Mi cartera subió / bajó un ___ por ciento.</w:t>
+            </w:r>
+          </w:p>
+        </w:tc>
+      </w:tr>
+      <w:tr>
+        <w:tc>
+          <w:p>
+            <w:pPr>
+              <w:pStyle w:val="Compact"/>
+              <w:jc w:val="left"/>
+            </w:pPr>
+            <w:r>
+              <w:t xml:space="preserve">I did not panic because</w:t>
             </w:r>
             <w:r>
               <w:t xml:space="preserve"> </w:t>
@@ -4809,7 +3542,7 @@
                 <w:i/>
                 <w:b/>
               </w:rPr>
-              <w:t xml:space="preserve">, así que creo que el precio va a</w:t>
+              <w:t xml:space="preserve">. / I panicked when</w:t>
             </w:r>
             <w:r>
               <w:rPr>
@@ -4823,62 +3556,14 @@
             </w:r>
           </w:p>
         </w:tc>
-      </w:tr>
-      <w:tr>
-        <w:tc>
-          <w:p>
-            <w:pPr>
-              <w:pStyle w:val="Compact"/>
-              <w:jc w:val="left"/>
-            </w:pPr>
-            <w:r>
-              <w:t xml:space="preserve">My portfolio went up / down by ___ percent.</w:t>
-            </w:r>
-          </w:p>
-        </w:tc>
-        <w:tc>
-          <w:p>
-            <w:pPr>
-              <w:pStyle w:val="Compact"/>
-              <w:jc w:val="left"/>
-            </w:pPr>
-            <w:r>
-              <w:t xml:space="preserve">Portföyüm yüzde ___ yükseldi / düştü.</w:t>
-            </w:r>
-          </w:p>
-        </w:tc>
-        <w:tc>
-          <w:p>
-            <w:pPr>
-              <w:pStyle w:val="Compact"/>
-              <w:jc w:val="left"/>
-            </w:pPr>
-            <w:r>
-              <w:t xml:space="preserve">Minha carteira subiu / caiu ___ por cento.</w:t>
-            </w:r>
-          </w:p>
-        </w:tc>
-        <w:tc>
-          <w:p>
-            <w:pPr>
-              <w:pStyle w:val="Compact"/>
-              <w:jc w:val="left"/>
-            </w:pPr>
-            <w:r>
-              <w:t xml:space="preserve">Mi cartera subió / bajó un ___ por ciento.</w:t>
-            </w:r>
-          </w:p>
-        </w:tc>
-      </w:tr>
-      <w:tr>
-        <w:tc>
-          <w:p>
-            <w:pPr>
-              <w:pStyle w:val="Compact"/>
-              <w:jc w:val="left"/>
-            </w:pPr>
-            <w:r>
-              <w:t xml:space="preserve">I did not panic because</w:t>
+        <w:tc>
+          <w:p>
+            <w:pPr>
+              <w:pStyle w:val="Compact"/>
+              <w:jc w:val="left"/>
+            </w:pPr>
+            <w:r>
+              <w:t xml:space="preserve">No entré en pánico porque</w:t>
             </w:r>
             <w:r>
               <w:t xml:space="preserve"> </w:t>
@@ -4888,7 +3573,7 @@
                 <w:i/>
                 <w:b/>
               </w:rPr>
-              <w:t xml:space="preserve">. / I panicked when</w:t>
+              <w:t xml:space="preserve">. / Entré en pánico cuando</w:t>
             </w:r>
             <w:r>
               <w:rPr>
@@ -4902,102 +3587,6 @@
             </w:r>
           </w:p>
         </w:tc>
-        <w:tc>
-          <w:p>
-            <w:pPr>
-              <w:pStyle w:val="Compact"/>
-              <w:jc w:val="left"/>
-            </w:pPr>
-            <w:r>
-              <w:t xml:space="preserve">Panik yapmadım çünkü</w:t>
-            </w:r>
-            <w:r>
-              <w:t xml:space="preserve"> </w:t>
-            </w:r>
-            <w:r>
-              <w:rPr>
-                <w:i/>
-                <w:b/>
-              </w:rPr>
-              <w:t xml:space="preserve">. /</w:t>
-            </w:r>
-            <w:r>
-              <w:rPr>
-                <w:i/>
-                <w:b/>
-              </w:rPr>
-              <w:t xml:space="preserve"> </w:t>
-            </w:r>
-            <w:r>
-              <w:t xml:space="preserve"> </w:t>
-            </w:r>
-            <w:r>
-              <w:t xml:space="preserve">olduğunda panik yaptım.</w:t>
-            </w:r>
-          </w:p>
-        </w:tc>
-        <w:tc>
-          <w:p>
-            <w:pPr>
-              <w:pStyle w:val="Compact"/>
-              <w:jc w:val="left"/>
-            </w:pPr>
-            <w:r>
-              <w:t xml:space="preserve">Não entrei em pânico porque</w:t>
-            </w:r>
-            <w:r>
-              <w:t xml:space="preserve"> </w:t>
-            </w:r>
-            <w:r>
-              <w:rPr>
-                <w:i/>
-                <w:b/>
-              </w:rPr>
-              <w:t xml:space="preserve">. / Entrei em pânico quando</w:t>
-            </w:r>
-            <w:r>
-              <w:rPr>
-                <w:i/>
-                <w:b/>
-              </w:rPr>
-              <w:t xml:space="preserve"> </w:t>
-            </w:r>
-            <w:r>
-              <w:t xml:space="preserve">.</w:t>
-            </w:r>
-          </w:p>
-        </w:tc>
-        <w:tc>
-          <w:p>
-            <w:pPr>
-              <w:pStyle w:val="Compact"/>
-              <w:jc w:val="left"/>
-            </w:pPr>
-            <w:r>
-              <w:t xml:space="preserve">No entré en pánico porque</w:t>
-            </w:r>
-            <w:r>
-              <w:t xml:space="preserve"> </w:t>
-            </w:r>
-            <w:r>
-              <w:rPr>
-                <w:i/>
-                <w:b/>
-              </w:rPr>
-              <w:t xml:space="preserve">. / Entré en pánico cuando</w:t>
-            </w:r>
-            <w:r>
-              <w:rPr>
-                <w:i/>
-                <w:b/>
-              </w:rPr>
-              <w:t xml:space="preserve"> </w:t>
-            </w:r>
-            <w:r>
-              <w:t xml:space="preserve">.</w:t>
-            </w:r>
-          </w:p>
-        </w:tc>
       </w:tr>
       <w:tr>
         <w:tc>
@@ -5008,28 +3597,6 @@
             </w:pPr>
             <w:r>
               <w:t xml:space="preserve">Next time I will ___.</w:t>
-            </w:r>
-          </w:p>
-        </w:tc>
-        <w:tc>
-          <w:p>
-            <w:pPr>
-              <w:pStyle w:val="Compact"/>
-              <w:jc w:val="left"/>
-            </w:pPr>
-            <w:r>
-              <w:t xml:space="preserve">Bir dahaki sefere ___ yapacağım.</w:t>
-            </w:r>
-          </w:p>
-        </w:tc>
-        <w:tc>
-          <w:p>
-            <w:pPr>
-              <w:pStyle w:val="Compact"/>
-              <w:jc w:val="left"/>
-            </w:pPr>
-            <w:r>
-              <w:t xml:space="preserve">Da próxima vez, vou ___.</w:t>
             </w:r>
           </w:p>
         </w:tc>
@@ -5063,10 +3630,8 @@
         <w:tblLook w:firstRow="1"/>
       </w:tblPr>
       <w:tblGrid>
-        <w:gridCol w:w="1980"/>
-        <w:gridCol w:w="1980"/>
-        <w:gridCol w:w="1980"/>
-        <w:gridCol w:w="1980"/>
+        <w:gridCol w:w="3960"/>
+        <w:gridCol w:w="3960"/>
       </w:tblGrid>
       <w:tr>
         <w:trPr>
@@ -5102,40 +3667,6 @@
               <w:jc w:val="left"/>
             </w:pPr>
             <w:r>
-              <w:t xml:space="preserve">Turkish</w:t>
-            </w:r>
-          </w:p>
-        </w:tc>
-        <w:tc>
-          <w:tcPr>
-            <w:tcBorders>
-              <w:bottom w:val="single"/>
-            </w:tcBorders>
-            <w:vAlign w:val="bottom"/>
-          </w:tcPr>
-          <w:p>
-            <w:pPr>
-              <w:pStyle w:val="Compact"/>
-              <w:jc w:val="left"/>
-            </w:pPr>
-            <w:r>
-              <w:t xml:space="preserve">Portuguese</w:t>
-            </w:r>
-          </w:p>
-        </w:tc>
-        <w:tc>
-          <w:tcPr>
-            <w:tcBorders>
-              <w:bottom w:val="single"/>
-            </w:tcBorders>
-            <w:vAlign w:val="bottom"/>
-          </w:tcPr>
-          <w:p>
-            <w:pPr>
-              <w:pStyle w:val="Compact"/>
-              <w:jc w:val="left"/>
-            </w:pPr>
-            <w:r>
               <w:t xml:space="preserve">Spanish</w:t>
             </w:r>
           </w:p>
@@ -5150,28 +3681,6 @@
             </w:pPr>
             <w:r>
               <w:t xml:space="preserve">One thing I value is ___.</w:t>
-            </w:r>
-          </w:p>
-        </w:tc>
-        <w:tc>
-          <w:p>
-            <w:pPr>
-              <w:pStyle w:val="Compact"/>
-              <w:jc w:val="left"/>
-            </w:pPr>
-            <w:r>
-              <w:t xml:space="preserve">Değer verdiğim bir şey ___.</w:t>
-            </w:r>
-          </w:p>
-        </w:tc>
-        <w:tc>
-          <w:p>
-            <w:pPr>
-              <w:pStyle w:val="Compact"/>
-              <w:jc w:val="left"/>
-            </w:pPr>
-            <w:r>
-              <w:t xml:space="preserve">Uma coisa que eu valorizo é ___.</w:t>
             </w:r>
           </w:p>
         </w:tc>
@@ -5226,7 +3735,7 @@
               <w:jc w:val="left"/>
             </w:pPr>
             <w:r>
-              <w:t xml:space="preserve">Güçlü yönüm</w:t>
+              <w:t xml:space="preserve">Mi fortaleza es</w:t>
             </w:r>
             <w:r>
               <w:t xml:space="preserve"> </w:t>
@@ -5236,7 +3745,7 @@
                 <w:i/>
                 <w:b/>
               </w:rPr>
-              <w:t xml:space="preserve">. Bunu</w:t>
+              <w:t xml:space="preserve">. La mostré cuando</w:t>
             </w:r>
             <w:r>
               <w:rPr>
@@ -5246,75 +3755,10 @@
               <w:t xml:space="preserve"> </w:t>
             </w:r>
             <w:r>
-              <w:t xml:space="preserve"> </w:t>
-            </w:r>
-            <w:r>
-              <w:t xml:space="preserve">zaman gösterdim.</w:t>
-            </w:r>
-          </w:p>
-        </w:tc>
-        <w:tc>
-          <w:p>
-            <w:pPr>
-              <w:pStyle w:val="Compact"/>
-              <w:jc w:val="left"/>
-            </w:pPr>
-            <w:r>
-              <w:t xml:space="preserve">Meu ponto forte é</w:t>
-            </w:r>
-            <w:r>
-              <w:t xml:space="preserve"> </w:t>
-            </w:r>
-            <w:r>
-              <w:rPr>
-                <w:i/>
-                <w:b/>
-              </w:rPr>
-              <w:t xml:space="preserve">. Eu mostrei isso quando</w:t>
-            </w:r>
-            <w:r>
-              <w:rPr>
-                <w:i/>
-                <w:b/>
-              </w:rPr>
-              <w:t xml:space="preserve"> </w:t>
-            </w:r>
-            <w:r>
               <w:t xml:space="preserve">.</w:t>
             </w:r>
           </w:p>
         </w:tc>
-        <w:tc>
-          <w:p>
-            <w:pPr>
-              <w:pStyle w:val="Compact"/>
-              <w:jc w:val="left"/>
-            </w:pPr>
-            <w:r>
-              <w:t xml:space="preserve">Mi fortaleza es</w:t>
-            </w:r>
-            <w:r>
-              <w:t xml:space="preserve"> </w:t>
-            </w:r>
-            <w:r>
-              <w:rPr>
-                <w:i/>
-                <w:b/>
-              </w:rPr>
-              <w:t xml:space="preserve">. La mostré cuando</w:t>
-            </w:r>
-            <w:r>
-              <w:rPr>
-                <w:i/>
-                <w:b/>
-              </w:rPr>
-              <w:t xml:space="preserve"> </w:t>
-            </w:r>
-            <w:r>
-              <w:t xml:space="preserve">.</w:t>
-            </w:r>
-          </w:p>
-        </w:tc>
       </w:tr>
       <w:tr>
         <w:tc>
@@ -5335,28 +3779,6 @@
               <w:jc w:val="left"/>
             </w:pPr>
             <w:r>
-              <w:t xml:space="preserve">___ ile ilgileniyorum çünkü ___.</w:t>
-            </w:r>
-          </w:p>
-        </w:tc>
-        <w:tc>
-          <w:p>
-            <w:pPr>
-              <w:pStyle w:val="Compact"/>
-              <w:jc w:val="left"/>
-            </w:pPr>
-            <w:r>
-              <w:t xml:space="preserve">Eu me interesso por ___ porque ___.</w:t>
-            </w:r>
-          </w:p>
-        </w:tc>
-        <w:tc>
-          <w:p>
-            <w:pPr>
-              <w:pStyle w:val="Compact"/>
-              <w:jc w:val="left"/>
-            </w:pPr>
-            <w:r>
               <w:t xml:space="preserve">Me interesa ___ porque ___.</w:t>
             </w:r>
           </w:p>
@@ -5371,28 +3793,6 @@
             </w:pPr>
             <w:r>
               <w:t xml:space="preserve">A goal I have is ___.</w:t>
-            </w:r>
-          </w:p>
-        </w:tc>
-        <w:tc>
-          <w:p>
-            <w:pPr>
-              <w:pStyle w:val="Compact"/>
-              <w:jc w:val="left"/>
-            </w:pPr>
-            <w:r>
-              <w:t xml:space="preserve">Bir hedefim ___.</w:t>
-            </w:r>
-          </w:p>
-        </w:tc>
-        <w:tc>
-          <w:p>
-            <w:pPr>
-              <w:pStyle w:val="Compact"/>
-              <w:jc w:val="left"/>
-            </w:pPr>
-            <w:r>
-              <w:t xml:space="preserve">Uma meta que eu tenho é ___.</w:t>
             </w:r>
           </w:p>
         </w:tc>
@@ -5427,68 +3827,6 @@
                 <w:b/>
               </w:rPr>
               <w:t xml:space="preserve">, and a career that fits is</w:t>
-            </w:r>
-            <w:r>
-              <w:rPr>
-                <w:i/>
-                <w:b/>
-              </w:rPr>
-              <w:t xml:space="preserve"> </w:t>
-            </w:r>
-            <w:r>
-              <w:t xml:space="preserve">.</w:t>
-            </w:r>
-          </w:p>
-        </w:tc>
-        <w:tc>
-          <w:p>
-            <w:pPr>
-              <w:pStyle w:val="Compact"/>
-              <w:jc w:val="left"/>
-            </w:pPr>
-            <w:r>
-              <w:t xml:space="preserve">İki harfim</w:t>
-            </w:r>
-            <w:r>
-              <w:t xml:space="preserve"> </w:t>
-            </w:r>
-            <w:r>
-              <w:rPr>
-                <w:i/>
-                <w:b/>
-              </w:rPr>
-              <w:t xml:space="preserve">, ve buna uyan bir meslek</w:t>
-            </w:r>
-            <w:r>
-              <w:rPr>
-                <w:i/>
-                <w:b/>
-              </w:rPr>
-              <w:t xml:space="preserve"> </w:t>
-            </w:r>
-            <w:r>
-              <w:t xml:space="preserve">.</w:t>
-            </w:r>
-          </w:p>
-        </w:tc>
-        <w:tc>
-          <w:p>
-            <w:pPr>
-              <w:pStyle w:val="Compact"/>
-              <w:jc w:val="left"/>
-            </w:pPr>
-            <w:r>
-              <w:t xml:space="preserve">Minhas duas letras são</w:t>
-            </w:r>
-            <w:r>
-              <w:t xml:space="preserve"> </w:t>
-            </w:r>
-            <w:r>
-              <w:rPr>
-                <w:i/>
-                <w:b/>
-              </w:rPr>
-              <w:t xml:space="preserve">, e uma carreira que combina é</w:t>
             </w:r>
             <w:r>
               <w:rPr>
@@ -5552,10 +3890,8 @@
         <w:tblLook w:firstRow="1"/>
       </w:tblPr>
       <w:tblGrid>
-        <w:gridCol w:w="1980"/>
-        <w:gridCol w:w="1980"/>
-        <w:gridCol w:w="1980"/>
-        <w:gridCol w:w="1980"/>
+        <w:gridCol w:w="3960"/>
+        <w:gridCol w:w="3960"/>
       </w:tblGrid>
       <w:tr>
         <w:trPr>
@@ -5591,40 +3927,6 @@
               <w:jc w:val="left"/>
             </w:pPr>
             <w:r>
-              <w:t xml:space="preserve">Turkish</w:t>
-            </w:r>
-          </w:p>
-        </w:tc>
-        <w:tc>
-          <w:tcPr>
-            <w:tcBorders>
-              <w:bottom w:val="single"/>
-            </w:tcBorders>
-            <w:vAlign w:val="bottom"/>
-          </w:tcPr>
-          <w:p>
-            <w:pPr>
-              <w:pStyle w:val="Compact"/>
-              <w:jc w:val="left"/>
-            </w:pPr>
-            <w:r>
-              <w:t xml:space="preserve">Portuguese</w:t>
-            </w:r>
-          </w:p>
-        </w:tc>
-        <w:tc>
-          <w:tcPr>
-            <w:tcBorders>
-              <w:bottom w:val="single"/>
-            </w:tcBorders>
-            <w:vAlign w:val="bottom"/>
-          </w:tcPr>
-          <w:p>
-            <w:pPr>
-              <w:pStyle w:val="Compact"/>
-              <w:jc w:val="left"/>
-            </w:pPr>
-            <w:r>
               <w:t xml:space="preserve">Spanish</w:t>
             </w:r>
           </w:p>
@@ -5649,28 +3951,6 @@
               <w:jc w:val="left"/>
             </w:pPr>
             <w:r>
-              <w:t xml:space="preserve">___ hoşuma gitti çünkü ___.</w:t>
-            </w:r>
-          </w:p>
-        </w:tc>
-        <w:tc>
-          <w:p>
-            <w:pPr>
-              <w:pStyle w:val="Compact"/>
-              <w:jc w:val="left"/>
-            </w:pPr>
-            <w:r>
-              <w:t xml:space="preserve">Gostei de ___ porque ___.</w:t>
-            </w:r>
-          </w:p>
-        </w:tc>
-        <w:tc>
-          <w:p>
-            <w:pPr>
-              <w:pStyle w:val="Compact"/>
-              <w:jc w:val="left"/>
-            </w:pPr>
-            <w:r>
               <w:t xml:space="preserve">Me gustó ___ porque ___.</w:t>
             </w:r>
           </w:p>
@@ -5695,28 +3975,6 @@
               <w:jc w:val="left"/>
             </w:pPr>
             <w:r>
-              <w:t xml:space="preserve">Bir dahaki sefere ___ dene.</w:t>
-            </w:r>
-          </w:p>
-        </w:tc>
-        <w:tc>
-          <w:p>
-            <w:pPr>
-              <w:pStyle w:val="Compact"/>
-              <w:jc w:val="left"/>
-            </w:pPr>
-            <w:r>
-              <w:t xml:space="preserve">Da próxima vez, tente ___.</w:t>
-            </w:r>
-          </w:p>
-        </w:tc>
-        <w:tc>
-          <w:p>
-            <w:pPr>
-              <w:pStyle w:val="Compact"/>
-              <w:jc w:val="left"/>
-            </w:pPr>
-            <w:r>
               <w:t xml:space="preserve">La próxima vez, prueba ___.</w:t>
             </w:r>
           </w:p>
@@ -5741,28 +3999,6 @@
               <w:jc w:val="left"/>
             </w:pPr>
             <w:r>
-              <w:t xml:space="preserve">Hesabın doğru. / Bence ___ kısmında bir hata var.</w:t>
-            </w:r>
-          </w:p>
-        </w:tc>
-        <w:tc>
-          <w:p>
-            <w:pPr>
-              <w:pStyle w:val="Compact"/>
-              <w:jc w:val="left"/>
-            </w:pPr>
-            <w:r>
-              <w:t xml:space="preserve">A sua conta está certa. / Acho que há um erro em ___.</w:t>
-            </w:r>
-          </w:p>
-        </w:tc>
-        <w:tc>
-          <w:p>
-            <w:pPr>
-              <w:pStyle w:val="Compact"/>
-              <w:jc w:val="left"/>
-            </w:pPr>
-            <w:r>
               <w:t xml:space="preserve">Tu cuenta está bien. / Creo que hay un error en ___.</w:t>
             </w:r>
           </w:p>
@@ -5787,28 +4023,6 @@
               <w:jc w:val="left"/>
             </w:pPr>
             <w:r>
-              <w:t xml:space="preserve">Bir sorum var: ___.</w:t>
-            </w:r>
-          </w:p>
-        </w:tc>
-        <w:tc>
-          <w:p>
-            <w:pPr>
-              <w:pStyle w:val="Compact"/>
-              <w:jc w:val="left"/>
-            </w:pPr>
-            <w:r>
-              <w:t xml:space="preserve">Uma pergunta que eu tenho é ___.</w:t>
-            </w:r>
-          </w:p>
-        </w:tc>
-        <w:tc>
-          <w:p>
-            <w:pPr>
-              <w:pStyle w:val="Compact"/>
-              <w:jc w:val="left"/>
-            </w:pPr>
-            <w:r>
               <w:t xml:space="preserve">Una pregunta que tengo es ___.</w:t>
             </w:r>
           </w:p>
@@ -5823,28 +4037,6 @@
             </w:pPr>
             <w:r>
               <w:t xml:space="preserve">That reminds me of ___.</w:t>
-            </w:r>
-          </w:p>
-        </w:tc>
-        <w:tc>
-          <w:p>
-            <w:pPr>
-              <w:pStyle w:val="Compact"/>
-              <w:jc w:val="left"/>
-            </w:pPr>
-            <w:r>
-              <w:t xml:space="preserve">Bu bana ___ hatırlattı.</w:t>
-            </w:r>
-          </w:p>
-        </w:tc>
-        <w:tc>
-          <w:p>
-            <w:pPr>
-              <w:pStyle w:val="Compact"/>
-              <w:jc w:val="left"/>
-            </w:pPr>
-            <w:r>
-              <w:t xml:space="preserve">Isso me lembra ___.</w:t>
             </w:r>
           </w:p>
         </w:tc>

--- a/downloads/documents/04 Units/Unit 02 - Individual Growth and Life Readiness - Me, My Goals, My Money/Vocabulary 02.docx
+++ b/downloads/documents/04 Units/Unit 02 - Individual Growth and Life Readiness - Me, My Goals, My Money/Vocabulary 02.docx
@@ -17,7 +17,7 @@
         <w:pStyle w:val="FirstParagraph"/>
       </w:pPr>
       <w:r>
-        <w:t xml:space="preserve">Unit 2, Individual Growth and Life Readiness. The unit’s 54 Tier 3 words across the five topics, with a one-line definition written for a grade 6 to 7 reader and a Spanish column.</w:t>
+        <w:t xml:space="preserve">Unit 2, Individual Growth and Life Readiness. The unit’s 63 Tier 3 words across the five topics, with a one-line definition written for a grade 6 to 7 reader and a Spanish column.</w:t>
       </w:r>
     </w:p>
     <w:p>
@@ -3204,7 +3204,7 @@
               <w:jc w:val="left"/>
             </w:pPr>
             <w:r>
-              <w:t xml:space="preserve">On ClassroomStreet, a news report that can move prices. Read it before you trade.</w:t>
+              <w:t xml:space="preserve">In the Gilded Age Market, the news report I read aloud each round. It says what happened and why, and it can move prices. Read it before you trade.</w:t>
             </w:r>
           </w:p>
         </w:tc>
@@ -3330,6 +3330,519 @@
             </w:pPr>
             <w:r>
               <w:t xml:space="preserve">licenciatura (título de cuatro años)</w:t>
+            </w:r>
+          </w:p>
+        </w:tc>
+      </w:tr>
+      <w:tr>
+        <w:tc>
+          <w:p>
+            <w:pPr>
+              <w:pStyle w:val="Compact"/>
+              <w:jc w:val="left"/>
+            </w:pPr>
+            <w:r>
+              <w:t xml:space="preserve">55</w:t>
+            </w:r>
+          </w:p>
+        </w:tc>
+        <w:tc>
+          <w:p>
+            <w:pPr>
+              <w:pStyle w:val="Compact"/>
+              <w:jc w:val="left"/>
+            </w:pPr>
+            <w:r>
+              <w:t xml:space="preserve">2.4</w:t>
+            </w:r>
+          </w:p>
+        </w:tc>
+        <w:tc>
+          <w:p>
+            <w:pPr>
+              <w:pStyle w:val="Compact"/>
+              <w:jc w:val="left"/>
+            </w:pPr>
+            <w:r>
+              <w:t xml:space="preserve">share</w:t>
+            </w:r>
+          </w:p>
+        </w:tc>
+        <w:tc>
+          <w:p>
+            <w:pPr>
+              <w:pStyle w:val="Compact"/>
+              <w:jc w:val="left"/>
+            </w:pPr>
+            <w:r>
+              <w:t xml:space="preserve">One piece of a company that you can own. In our market you buy whole shares at the round’s price.</w:t>
+            </w:r>
+          </w:p>
+        </w:tc>
+        <w:tc>
+          <w:p>
+            <w:pPr>
+              <w:pStyle w:val="Compact"/>
+              <w:jc w:val="left"/>
+            </w:pPr>
+            <w:r>
+              <w:t xml:space="preserve">acción</w:t>
+            </w:r>
+          </w:p>
+        </w:tc>
+      </w:tr>
+      <w:tr>
+        <w:tc>
+          <w:p>
+            <w:pPr>
+              <w:pStyle w:val="Compact"/>
+              <w:jc w:val="left"/>
+            </w:pPr>
+            <w:r>
+              <w:t xml:space="preserve">56</w:t>
+            </w:r>
+          </w:p>
+        </w:tc>
+        <w:tc>
+          <w:p>
+            <w:pPr>
+              <w:pStyle w:val="Compact"/>
+              <w:jc w:val="left"/>
+            </w:pPr>
+            <w:r>
+              <w:t xml:space="preserve">2.4</w:t>
+            </w:r>
+          </w:p>
+        </w:tc>
+        <w:tc>
+          <w:p>
+            <w:pPr>
+              <w:pStyle w:val="Compact"/>
+              <w:jc w:val="left"/>
+            </w:pPr>
+            <w:r>
+              <w:t xml:space="preserve">ticker</w:t>
+            </w:r>
+          </w:p>
+        </w:tc>
+        <w:tc>
+          <w:p>
+            <w:pPr>
+              <w:pStyle w:val="Compact"/>
+              <w:jc w:val="left"/>
+            </w:pPr>
+            <w:r>
+              <w:t xml:space="preserve">The short code for a company on the board, like RAIL or OIL.</w:t>
+            </w:r>
+          </w:p>
+        </w:tc>
+        <w:tc>
+          <w:p>
+            <w:pPr>
+              <w:pStyle w:val="Compact"/>
+              <w:jc w:val="left"/>
+            </w:pPr>
+            <w:r>
+              <w:t xml:space="preserve">símbolo (siglas de la empresa)</w:t>
+            </w:r>
+          </w:p>
+        </w:tc>
+      </w:tr>
+      <w:tr>
+        <w:tc>
+          <w:p>
+            <w:pPr>
+              <w:pStyle w:val="Compact"/>
+              <w:jc w:val="left"/>
+            </w:pPr>
+            <w:r>
+              <w:t xml:space="preserve">57</w:t>
+            </w:r>
+          </w:p>
+        </w:tc>
+        <w:tc>
+          <w:p>
+            <w:pPr>
+              <w:pStyle w:val="Compact"/>
+              <w:jc w:val="left"/>
+            </w:pPr>
+            <w:r>
+              <w:t xml:space="preserve">2.4</w:t>
+            </w:r>
+          </w:p>
+        </w:tc>
+        <w:tc>
+          <w:p>
+            <w:pPr>
+              <w:pStyle w:val="Compact"/>
+              <w:jc w:val="left"/>
+            </w:pPr>
+            <w:r>
+              <w:t xml:space="preserve">trust</w:t>
+            </w:r>
+          </w:p>
+        </w:tc>
+        <w:tc>
+          <w:p>
+            <w:pPr>
+              <w:pStyle w:val="Compact"/>
+              <w:jc w:val="left"/>
+            </w:pPr>
+            <w:r>
+              <w:t xml:space="preserve">One board that secretly controls many companies that look separate. Standard Oil invented it in 1882.</w:t>
+            </w:r>
+          </w:p>
+        </w:tc>
+        <w:tc>
+          <w:p>
+            <w:pPr>
+              <w:pStyle w:val="Compact"/>
+              <w:jc w:val="left"/>
+            </w:pPr>
+            <w:r>
+              <w:t xml:space="preserve">trust (consorcio)</w:t>
+            </w:r>
+          </w:p>
+        </w:tc>
+      </w:tr>
+      <w:tr>
+        <w:tc>
+          <w:p>
+            <w:pPr>
+              <w:pStyle w:val="Compact"/>
+              <w:jc w:val="left"/>
+            </w:pPr>
+            <w:r>
+              <w:t xml:space="preserve">58</w:t>
+            </w:r>
+          </w:p>
+        </w:tc>
+        <w:tc>
+          <w:p>
+            <w:pPr>
+              <w:pStyle w:val="Compact"/>
+              <w:jc w:val="left"/>
+            </w:pPr>
+            <w:r>
+              <w:t xml:space="preserve">2.4</w:t>
+            </w:r>
+          </w:p>
+        </w:tc>
+        <w:tc>
+          <w:p>
+            <w:pPr>
+              <w:pStyle w:val="Compact"/>
+              <w:jc w:val="left"/>
+            </w:pPr>
+            <w:r>
+              <w:t xml:space="preserve">monopoly</w:t>
+            </w:r>
+          </w:p>
+        </w:tc>
+        <w:tc>
+          <w:p>
+            <w:pPr>
+              <w:pStyle w:val="Compact"/>
+              <w:jc w:val="left"/>
+            </w:pPr>
+            <w:r>
+              <w:t xml:space="preserve">When one company controls almost all of something people need, so it can set the price.</w:t>
+            </w:r>
+          </w:p>
+        </w:tc>
+        <w:tc>
+          <w:p>
+            <w:pPr>
+              <w:pStyle w:val="Compact"/>
+              <w:jc w:val="left"/>
+            </w:pPr>
+            <w:r>
+              <w:t xml:space="preserve">monopolio</w:t>
+            </w:r>
+          </w:p>
+        </w:tc>
+      </w:tr>
+      <w:tr>
+        <w:tc>
+          <w:p>
+            <w:pPr>
+              <w:pStyle w:val="Compact"/>
+              <w:jc w:val="left"/>
+            </w:pPr>
+            <w:r>
+              <w:t xml:space="preserve">59</w:t>
+            </w:r>
+          </w:p>
+        </w:tc>
+        <w:tc>
+          <w:p>
+            <w:pPr>
+              <w:pStyle w:val="Compact"/>
+              <w:jc w:val="left"/>
+            </w:pPr>
+            <w:r>
+              <w:t xml:space="preserve">2.4</w:t>
+            </w:r>
+          </w:p>
+        </w:tc>
+        <w:tc>
+          <w:p>
+            <w:pPr>
+              <w:pStyle w:val="Compact"/>
+              <w:jc w:val="left"/>
+            </w:pPr>
+            <w:r>
+              <w:t xml:space="preserve">antitrust</w:t>
+            </w:r>
+          </w:p>
+        </w:tc>
+        <w:tc>
+          <w:p>
+            <w:pPr>
+              <w:pStyle w:val="Compact"/>
+              <w:jc w:val="left"/>
+            </w:pPr>
+            <w:r>
+              <w:t xml:space="preserve">Laws that stop monopolies and trusts. The Sherman Antitrust Act of 1890 was used to break up Standard Oil in 1911.</w:t>
+            </w:r>
+          </w:p>
+        </w:tc>
+        <w:tc>
+          <w:p>
+            <w:pPr>
+              <w:pStyle w:val="Compact"/>
+              <w:jc w:val="left"/>
+            </w:pPr>
+            <w:r>
+              <w:t xml:space="preserve">antimonopolio (ley antimonopolio)</w:t>
+            </w:r>
+          </w:p>
+        </w:tc>
+      </w:tr>
+      <w:tr>
+        <w:tc>
+          <w:p>
+            <w:pPr>
+              <w:pStyle w:val="Compact"/>
+              <w:jc w:val="left"/>
+            </w:pPr>
+            <w:r>
+              <w:t xml:space="preserve">60</w:t>
+            </w:r>
+          </w:p>
+        </w:tc>
+        <w:tc>
+          <w:p>
+            <w:pPr>
+              <w:pStyle w:val="Compact"/>
+              <w:jc w:val="left"/>
+            </w:pPr>
+            <w:r>
+              <w:t xml:space="preserve">2.4</w:t>
+            </w:r>
+          </w:p>
+        </w:tc>
+        <w:tc>
+          <w:p>
+            <w:pPr>
+              <w:pStyle w:val="Compact"/>
+              <w:jc w:val="left"/>
+            </w:pPr>
+            <w:r>
+              <w:t xml:space="preserve">panic</w:t>
+            </w:r>
+          </w:p>
+        </w:tc>
+        <w:tc>
+          <w:p>
+            <w:pPr>
+              <w:pStyle w:val="Compact"/>
+              <w:jc w:val="left"/>
+            </w:pPr>
+            <w:r>
+              <w:t xml:space="preserve">When many people rush to sell or pull their money out at once, and banks and companies fail. The Panics of 1873 and 1893.</w:t>
+            </w:r>
+          </w:p>
+        </w:tc>
+        <w:tc>
+          <w:p>
+            <w:pPr>
+              <w:pStyle w:val="Compact"/>
+              <w:jc w:val="left"/>
+            </w:pPr>
+            <w:r>
+              <w:t xml:space="preserve">pánico (financiero)</w:t>
+            </w:r>
+          </w:p>
+        </w:tc>
+      </w:tr>
+      <w:tr>
+        <w:tc>
+          <w:p>
+            <w:pPr>
+              <w:pStyle w:val="Compact"/>
+              <w:jc w:val="left"/>
+            </w:pPr>
+            <w:r>
+              <w:t xml:space="preserve">61</w:t>
+            </w:r>
+          </w:p>
+        </w:tc>
+        <w:tc>
+          <w:p>
+            <w:pPr>
+              <w:pStyle w:val="Compact"/>
+              <w:jc w:val="left"/>
+            </w:pPr>
+            <w:r>
+              <w:t xml:space="preserve">2.4</w:t>
+            </w:r>
+          </w:p>
+        </w:tc>
+        <w:tc>
+          <w:p>
+            <w:pPr>
+              <w:pStyle w:val="Compact"/>
+              <w:jc w:val="left"/>
+            </w:pPr>
+            <w:r>
+              <w:t xml:space="preserve">margin</w:t>
+            </w:r>
+          </w:p>
+        </w:tc>
+        <w:tc>
+          <w:p>
+            <w:pPr>
+              <w:pStyle w:val="Compact"/>
+              <w:jc w:val="left"/>
+            </w:pPr>
+            <w:r>
+              <w:t xml:space="preserve">Money a broker lends you to buy stock, with the stock itself as the guarantee. If prices fall, the broker wants it back. That is a margin call.</w:t>
+            </w:r>
+          </w:p>
+        </w:tc>
+        <w:tc>
+          <w:p>
+            <w:pPr>
+              <w:pStyle w:val="Compact"/>
+              <w:jc w:val="left"/>
+            </w:pPr>
+            <w:r>
+              <w:t xml:space="preserve">margen (préstamo del corredor para comprar acciones)</w:t>
+            </w:r>
+          </w:p>
+        </w:tc>
+      </w:tr>
+      <w:tr>
+        <w:tc>
+          <w:p>
+            <w:pPr>
+              <w:pStyle w:val="Compact"/>
+              <w:jc w:val="left"/>
+            </w:pPr>
+            <w:r>
+              <w:t xml:space="preserve">62</w:t>
+            </w:r>
+          </w:p>
+        </w:tc>
+        <w:tc>
+          <w:p>
+            <w:pPr>
+              <w:pStyle w:val="Compact"/>
+              <w:jc w:val="left"/>
+            </w:pPr>
+            <w:r>
+              <w:t xml:space="preserve">2.4</w:t>
+            </w:r>
+          </w:p>
+        </w:tc>
+        <w:tc>
+          <w:p>
+            <w:pPr>
+              <w:pStyle w:val="Compact"/>
+              <w:jc w:val="left"/>
+            </w:pPr>
+            <w:r>
+              <w:t xml:space="preserve">crash</w:t>
+            </w:r>
+          </w:p>
+        </w:tc>
+        <w:tc>
+          <w:p>
+            <w:pPr>
+              <w:pStyle w:val="Compact"/>
+              <w:jc w:val="left"/>
+            </w:pPr>
+            <w:r>
+              <w:t xml:space="preserve">A very fast, very big drop in prices, like October 1929.</w:t>
+            </w:r>
+          </w:p>
+        </w:tc>
+        <w:tc>
+          <w:p>
+            <w:pPr>
+              <w:pStyle w:val="Compact"/>
+              <w:jc w:val="left"/>
+            </w:pPr>
+            <w:r>
+              <w:t xml:space="preserve">caída de la bolsa (crac)</w:t>
+            </w:r>
+          </w:p>
+        </w:tc>
+      </w:tr>
+      <w:tr>
+        <w:tc>
+          <w:p>
+            <w:pPr>
+              <w:pStyle w:val="Compact"/>
+              <w:jc w:val="left"/>
+            </w:pPr>
+            <w:r>
+              <w:t xml:space="preserve">63</w:t>
+            </w:r>
+          </w:p>
+        </w:tc>
+        <w:tc>
+          <w:p>
+            <w:pPr>
+              <w:pStyle w:val="Compact"/>
+              <w:jc w:val="left"/>
+            </w:pPr>
+            <w:r>
+              <w:t xml:space="preserve">2.4</w:t>
+            </w:r>
+          </w:p>
+        </w:tc>
+        <w:tc>
+          <w:p>
+            <w:pPr>
+              <w:pStyle w:val="Compact"/>
+              <w:jc w:val="left"/>
+            </w:pPr>
+            <w:r>
+              <w:t xml:space="preserve">bottom</w:t>
+            </w:r>
+          </w:p>
+        </w:tc>
+        <w:tc>
+          <w:p>
+            <w:pPr>
+              <w:pStyle w:val="Compact"/>
+              <w:jc w:val="left"/>
+            </w:pPr>
+            <w:r>
+              <w:t xml:space="preserve">The lowest point prices reach before they climb again. In our market, 1932.</w:t>
+            </w:r>
+          </w:p>
+        </w:tc>
+        <w:tc>
+          <w:p>
+            <w:pPr>
+              <w:pStyle w:val="Compact"/>
+              <w:jc w:val="left"/>
+            </w:pPr>
+            <w:r>
+              <w:t xml:space="preserve">fondo (punto más bajo)</w:t>
             </w:r>
           </w:p>
         </w:tc>
